--- a/HealthLedgerAI/scholarship application/Bewerbungsbogen_AUSGEFUELLT_Polychroniadou.docx
+++ b/HealthLedgerAI/scholarship application/Bewerbungsbogen_AUSGEFUELLT_Polychroniadou.docx
@@ -72,7 +72,7 @@
         <w:t xml:space="preserve">Nationalität: </w:t>
       </w:r>
       <w:r>
-        <w:t>deutsch [BITTE PRÜFEN: ggf. zusätzlich griechisch angeben]</w:t>
+        <w:t>deutsch und griechisch</w:t>
       </w:r>
     </w:p>
     <w:p>

--- a/HealthLedgerAI/scholarship application/Bewerbungsbogen_AUSGEFUELLT_Polychroniadou.docx
+++ b/HealthLedgerAI/scholarship application/Bewerbungsbogen_AUSGEFUELLT_Polychroniadou.docx
@@ -240,7 +240,7 @@
         <w:t xml:space="preserve">Art des Examens: </w:t>
       </w:r>
       <w:r>
-        <w:t>Bachelor of Arts – Betriebswirtschaftslehre/Wirtschaftswissenschaften, Hochschule Niederrhein   Datum: [MM/2024 – BITTE ERGÄNZEN]   Note: [BITTE ERGÄNZEN] (Bachelorarbeit: 1,0; Kolloquium: 1,0)</w:t>
+        <w:t>Bachelor of Arts – Betriebswirtschaftslehre, Hochschule Niederrhein   Datum: 29.10.2024   Note: 2,5 (gut; Bachelorarbeit: 1,0; Kolloquium: 1,0)</w:t>
       </w:r>
     </w:p>
     <w:p>
@@ -251,7 +251,7 @@
         <w:t xml:space="preserve">Art des Examens: </w:t>
       </w:r>
       <w:r>
-        <w:t>Master of Science – Data Analytics in Accounting and Finance, European University Cyprus   Datum: laufend, voraussichtlicher Abschluss [BITTE ERGÄNZEN]   Note: noch ausstehend</w:t>
+        <w:t>Master of Science – Data Analytics in Accounting and Finance, European University Cyprus   Datum: laufend, voraussichtlicher Abschluss 2027   Note: noch ausstehend (bisher durchgehend A, 93–100/100)</w:t>
       </w:r>
     </w:p>
     <w:p>
@@ -296,7 +296,7 @@
         <w:t xml:space="preserve">Bearbeitet seit (inkl. Vorarbeiten, z. B. Erstellung Exposé): </w:t>
       </w:r>
       <w:r>
-        <w:t>[BITTE PRÜFEN, z. B. 09/2025] – Vorarbeiten: Exposé (aktualisiert 03/2026), Forschungsprototyp HealthLedger AI, forschungsvorbereitende Hospitanz in Thessaloniki (06–08/2026)</w:t>
+        <w:t>01/2026 – Vorarbeiten: Exposé (fertiggestellt 03/2026), Prototyp HealthLedger AI, systematische Literaturrecherche (seit 04/2026), forschungsvorbereitende Hospitanz in Thessaloniki (06–08/2026)</w:t>
       </w:r>
     </w:p>
     <w:p>
@@ -307,7 +307,7 @@
         <w:t xml:space="preserve">Voraussichtlich bis: </w:t>
       </w:r>
       <w:r>
-        <w:t>2030 (geplanter Promotionsbeginn Frühjahr 2027; Bearbeitungszeit 3 Jahre gemäß Zeitplan im Exposé)</w:t>
+        <w:t>ca. 2030 (formale Einschreibung Frühjahr 2027; Bearbeitungszeit 3 Jahre gemäß Zeitplan im Exposé und Einschätzung des Betreuers)</w:t>
       </w:r>
     </w:p>
     <w:p>

--- a/HealthLedgerAI/scholarship application/Bewerbungsbogen_AUSGEFUELLT_Polychroniadou.docx
+++ b/HealthLedgerAI/scholarship application/Bewerbungsbogen_AUSGEFUELLT_Polychroniadou.docx
@@ -83,7 +83,7 @@
         <w:t xml:space="preserve">Fam.Stand/Kinder: </w:t>
       </w:r>
       <w:r>
-        <w:t>[BITTE ERGÄNZEN, z. B. ledig / keine Kinder]</w:t>
+        <w:t>ledig / keine Kinder</w:t>
       </w:r>
     </w:p>
     <w:p>
@@ -206,7 +206,7 @@
         <w:t xml:space="preserve">Straße / PLZ / Ort / Land / Telefon: </w:t>
       </w:r>
       <w:r>
-        <w:t>[BITTE ERGÄNZEN oder frei lassen]</w:t>
+        <w:t>– (entfällt)</w:t>
       </w:r>
     </w:p>
     <w:p>
@@ -217,7 +217,7 @@
         <w:t xml:space="preserve">Reserve-E-Mail: </w:t>
       </w:r>
       <w:r>
-        <w:t>[BITTE ERGÄNZEN]</w:t>
+        <w:t>– (keine)</w:t>
       </w:r>
     </w:p>
     <w:p>
